--- a/docs/trainer/Module2_exercise_plan_v3.docx
+++ b/docs/trainer/Module2_exercise_plan_v3.docx
@@ -8,7 +8,7 @@
         <w:pStyle w:val="Heading1"/>
       </w:pPr>
       <w:r>
-        <w:t xml:space="preserve">Module 2: Exercise Plan</w:t>
+        <w:t>Module 2: Exercise Plan</w:t>
       </w:r>
     </w:p>
     <w:p>
@@ -16,7 +16,7 @@
         <w:pStyle w:val="FirstParagraph"/>
       </w:pPr>
       <w:r>
-        <w:t xml:space="preserve">Running brief for PwC · Abu Dhabi Impact Evaluation Training · October 2026 · Version 3, 6 Oct</w:t>
+        <w:t>Running brief for PwC · Abu Dhabi Impact Evaluation Training · October 2026 · Version 3, 6 Oct</w:t>
       </w:r>
     </w:p>
     <w:p>
@@ -24,7 +24,7 @@
         <w:pStyle w:val="BodyText"/>
       </w:pPr>
       <w:r>
-        <w:t xml:space="preserve">This document lists every in-session exercise across Module 2, so PwC can build the materials for each one. For each exercise it gives what it is, roughly when in the session it appears, its type, the materials needed, and a description of what PwC should build.</w:t>
+        <w:t>This document lists every in-session exercise across Module 2, so PwC can build the materials for each one. For each exercise it gives what it is, roughly when in the session it appears, its type, the materials needed, and a description of what PwC should build.</w:t>
       </w:r>
     </w:p>
     <w:p>
@@ -32,7 +32,7 @@
         <w:pStyle w:val="BodyText"/>
       </w:pPr>
       <w:r>
-        <w:t xml:space="preserve">Where an exercise is not fully built into the slides, the slide carries a placeholder (a short Menti quiz or the exercise instructions) and the build details live here. The slides carry the in-room instructions; this doc is the build brief.</w:t>
+        <w:t>Where an exercise is not fully built into the slides, the slide carries a placeholder (a short Menti quiz or the exercise instructions) and the build details live here. The slides carry the in-room instructions; this doc is the build brief.</w:t>
       </w:r>
     </w:p>
     <w:p>
@@ -56,10 +56,10 @@
         <w:pStyle w:val="BodyText"/>
       </w:pPr>
       <w:r>
-        <w:t xml:space="preserve">Four sessions use a wall board, so the room sees every group’s answer at once without anyone voting in front of their peers: Oct 12 S1 (an optional triage grid beside the worksheet, now with four excerpts), Oct 13 S2 (the jump at the line: eight cards and a number line), Oct 14 S1 (the ratio wall) and Oct 15 S1 (the credibility grid, two sheets). Each board is a ready-made poster: send its PDF (</w:t>
+        <w:t>Four sessions use a wall board, so the room sees every group’s answer at once without anyone voting in front of their peers: Oct 12 S2 (an optional triage grid beside the worksheet, now with four excerpts), Oct 13 S2 (the jump at the line: eight cards and a number line), Oct 14 S1 (the ratio wall) and Oct 15 S1 (the credibility grid, two sheets). Each board is a ready-made poster: send its PDF (</w:t>
       </w:r>
       <w:r>
-        <w:t xml:space="preserve">_board_A1.pdf, in the Module_2_Oct_2026_v2 folder) to the printer at A1 landscape and tape it up; nothing to cut or assemble. A preview and the setup notes are in each pack’s facilitator key. Oct 13 S3’s find the twins also gets profile cards per group, with an optional walking version.</w:t>
+        <w:t>_board_A1.pdf, in the Module_2_Oct_2026_v2 folder) to the printer at A1 landscape and tape it up; nothing to cut or assemble. A preview and the setup notes are in each pack’s facilitator key. Oct 13 S3’s find the twins also gets profile cards per group, with an optional walking version.</w:t>
       </w:r>
     </w:p>
     <w:bookmarkStart w:id="20" w:name="room-kit-for-the-week"/>
@@ -68,7 +68,7 @@
         <w:pStyle w:val="Heading3"/>
       </w:pPr>
       <w:r>
-        <w:t xml:space="preserve">Room kit for the week</w:t>
+        <w:t>Room kit for the week</w:t>
       </w:r>
     </w:p>
     <w:p>
@@ -99,19 +99,19 @@
               <w:jc w:val="left"/>
             </w:pPr>
             <w:r>
-              <w:t xml:space="preserve">Item</w:t>
-            </w:r>
-          </w:p>
-        </w:tc>
-        <w:tc>
-          <w:tcPr/>
-          <w:p>
-            <w:pPr>
-              <w:pStyle w:val="Compact"/>
-              <w:jc w:val="left"/>
-            </w:pPr>
-            <w:r>
-              <w:t xml:space="preserve">What and how many</w:t>
+              <w:t>Item</w:t>
+            </w:r>
+          </w:p>
+        </w:tc>
+        <w:tc>
+          <w:tcPr/>
+          <w:p>
+            <w:pPr>
+              <w:pStyle w:val="Compact"/>
+              <w:jc w:val="left"/>
+            </w:pPr>
+            <w:r>
+              <w:t>What and how many</w:t>
             </w:r>
           </w:p>
         </w:tc>
@@ -125,19 +125,19 @@
               <w:jc w:val="left"/>
             </w:pPr>
             <w:r>
-              <w:t xml:space="preserve">A1 posters</w:t>
-            </w:r>
-          </w:p>
-        </w:tc>
-        <w:tc>
-          <w:tcPr/>
-          <w:p>
-            <w:pPr>
-              <w:pStyle w:val="Compact"/>
-              <w:jc w:val="left"/>
-            </w:pPr>
-            <w:r>
-              <w:t xml:space="preserve">Five A1 landscape prints: Oct12_session1_board_A1.pdf (optional), Oct13_session2_board_A1.pdf, Oct14_session1_board_A1.pdf, and Oct15_session1_board_A1.pdf (two sheets).</w:t>
+              <w:t>A1 posters</w:t>
+            </w:r>
+          </w:p>
+        </w:tc>
+        <w:tc>
+          <w:tcPr/>
+          <w:p>
+            <w:pPr>
+              <w:pStyle w:val="Compact"/>
+              <w:jc w:val="left"/>
+            </w:pPr>
+            <w:r>
+              <w:t>Five A1 landscape prints: Oct12_session1_board_A1.pdf (optional), Oct13_session2_board_A1.pdf, Oct14_session1_board_A1.pdf, and Oct15_session1_board_A1.pdf (two sheets).</w:t>
             </w:r>
           </w:p>
         </w:tc>
@@ -151,19 +151,19 @@
               <w:jc w:val="left"/>
             </w:pPr>
             <w:r>
-              <w:t xml:space="preserve">Markers</w:t>
-            </w:r>
-          </w:p>
-        </w:tc>
-        <w:tc>
-          <w:tcPr/>
-          <w:p>
-            <w:pPr>
-              <w:pStyle w:val="Compact"/>
-              <w:jc w:val="left"/>
-            </w:pPr>
-            <w:r>
-              <w:t xml:space="preserve">8 markers in 8 different colours, one per group (Oct 12 S1 board), plus one dark marker per group for sticky notes.</w:t>
+              <w:t>Markers</w:t>
+            </w:r>
+          </w:p>
+        </w:tc>
+        <w:tc>
+          <w:tcPr/>
+          <w:p>
+            <w:pPr>
+              <w:pStyle w:val="Compact"/>
+              <w:jc w:val="left"/>
+            </w:pPr>
+            <w:r>
+              <w:t>8 markers in 8 different colours, one per group (Oct 12 S2 board), plus one dark marker per group for sticky notes.</w:t>
             </w:r>
           </w:p>
         </w:tc>
@@ -177,19 +177,19 @@
               <w:jc w:val="left"/>
             </w:pPr>
             <w:r>
-              <w:t xml:space="preserve">Sticky notes</w:t>
-            </w:r>
-          </w:p>
-        </w:tc>
-        <w:tc>
-          <w:tcPr/>
-          <w:p>
-            <w:pPr>
-              <w:pStyle w:val="Compact"/>
-              <w:jc w:val="left"/>
-            </w:pPr>
-            <w:r>
-              <w:t xml:space="preserve">About 160 small notes (38 x 51 mm) for the Oct 15 S1 grid, and 8 regular notes each for Oct 13 S2 and Oct 14 S1, plus spares.</w:t>
+              <w:t>Sticky notes</w:t>
+            </w:r>
+          </w:p>
+        </w:tc>
+        <w:tc>
+          <w:tcPr/>
+          <w:p>
+            <w:pPr>
+              <w:pStyle w:val="Compact"/>
+              <w:jc w:val="left"/>
+            </w:pPr>
+            <w:r>
+              <w:t>About 160 small notes (38 x 51 mm) for the Oct 15 S1 grid, and 8 regular notes each for Oct 13 S2 and Oct 14 S1, plus spares.</w:t>
             </w:r>
           </w:p>
         </w:tc>
@@ -203,19 +203,19 @@
               <w:jc w:val="left"/>
             </w:pPr>
             <w:r>
-              <w:t xml:space="preserve">Tape</w:t>
-            </w:r>
-          </w:p>
-        </w:tc>
-        <w:tc>
-          <w:tcPr/>
-          <w:p>
-            <w:pPr>
-              <w:pStyle w:val="Compact"/>
-              <w:jc w:val="left"/>
-            </w:pPr>
-            <w:r>
-              <w:t xml:space="preserve">Masking tape or poster putty for the posters (check the venue allows it on the walls).</w:t>
+              <w:t>Tape</w:t>
+            </w:r>
+          </w:p>
+        </w:tc>
+        <w:tc>
+          <w:tcPr/>
+          <w:p>
+            <w:pPr>
+              <w:pStyle w:val="Compact"/>
+              <w:jc w:val="left"/>
+            </w:pPr>
+            <w:r>
+              <w:t>Masking tape or poster putty for the posters (check the venue allows it on the walls).</w:t>
             </w:r>
           </w:p>
         </w:tc>
@@ -229,19 +229,19 @@
               <w:jc w:val="left"/>
             </w:pPr>
             <w:r>
-              <w:t xml:space="preserve">Cutting</w:t>
-            </w:r>
-          </w:p>
-        </w:tc>
-        <w:tc>
-          <w:tcPr/>
-          <w:p>
-            <w:pPr>
-              <w:pStyle w:val="Compact"/>
-              <w:jc w:val="left"/>
-            </w:pPr>
-            <w:r>
-              <w:t xml:space="preserve">Scissors or a guillotine: excerpt slips, profile cards, scenario cards and take-away cards.</w:t>
+              <w:t>Cutting</w:t>
+            </w:r>
+          </w:p>
+        </w:tc>
+        <w:tc>
+          <w:tcPr/>
+          <w:p>
+            <w:pPr>
+              <w:pStyle w:val="Compact"/>
+              <w:jc w:val="left"/>
+            </w:pPr>
+            <w:r>
+              <w:t>Scissors or a guillotine: excerpt slips, profile cards, scenario cards and take-away cards.</w:t>
             </w:r>
           </w:p>
         </w:tc>
@@ -255,7 +255,7 @@
               <w:jc w:val="left"/>
             </w:pPr>
             <w:r>
-              <w:t xml:space="preserve">Devices</w:t>
+              <w:t>Devices</w:t>
             </w:r>
           </w:p>
         </w:tc>
@@ -280,7 +280,7 @@
         <w:pStyle w:val="Heading2"/>
       </w:pPr>
       <w:r>
-        <w:t>Oct 12, Session 1: Question a claim (60 minutes)</w:t>
+        <w:t>Oct 12, Session 1: Read a regression table (60 minutes)</w:t>
       </w:r>
     </w:p>
     <w:p>
@@ -288,7 +288,7 @@
         <w:pStyle w:val="FirstParagraph"/>
       </w:pPr>
       <w:r>
-        <w:t>Approved 6 October 2026. Session length 60 minutes. GreenWaste only, fictional figures. Print the first two pages of Oct12_session1_materials.docx double-sided for participants. Remaining pages are trainer material; page 3 contains one card set per group.</w:t>
+        <w:t>Updated 6 October 2026. Session length 60 minutes. Five terms first: mean, treatment effect, coefficient, p-value and confidence interval. Print participant pages 1 and 2 of Oct12_session1_materials.docx double-sided. Pages 3 and 4 are trainer keys.</w:t>
       </w:r>
     </w:p>
     <w:tbl>
@@ -401,39 +401,39 @@
           <w:tcPr/>
           <w:p>
             <w:r>
-              <w:t>Entry reading task</w:t>
-            </w:r>
-          </w:p>
-        </w:tc>
-        <w:tc>
-          <w:tcPr/>
-          <w:p>
-            <w:r>
-              <w:t>Start of session</w:t>
-            </w:r>
-          </w:p>
-        </w:tc>
-        <w:tc>
-          <w:tcPr/>
-          <w:p>
-            <w:r>
-              <w:t>Individual reading</w:t>
-            </w:r>
-          </w:p>
-        </w:tc>
-        <w:tc>
-          <w:tcPr/>
-          <w:p>
-            <w:r>
-              <w:t>Sheet 1</w:t>
-            </w:r>
-          </w:p>
-        </w:tc>
-        <w:tc>
-          <w:tcPr/>
-          <w:p>
-            <w:r>
-              <w:t>No AI or explanation first. Keep the opening decision and question for later review.</w:t>
+              <w:t>Five-term entry and mean</w:t>
+            </w:r>
+          </w:p>
+        </w:tc>
+        <w:tc>
+          <w:tcPr/>
+          <w:p>
+            <w:r>
+              <w:t>0-11 min</w:t>
+            </w:r>
+          </w:p>
+        </w:tc>
+        <w:tc>
+          <w:tcPr/>
+          <w:p>
+            <w:r>
+              <w:t>Individual then pairs</w:t>
+            </w:r>
+          </w:p>
+        </w:tc>
+        <w:tc>
+          <w:tcPr/>
+          <w:p>
+            <w:r>
+              <w:t>Worksheet; ten recorded values</w:t>
+            </w:r>
+          </w:p>
+        </w:tc>
+        <w:tc>
+          <w:tcPr/>
+          <w:p>
+            <w:r>
+              <w:t>Mean total/count; unusual values; terms are essential reading vocabulary</w:t>
             </w:r>
           </w:p>
         </w:tc>
@@ -459,55 +459,55 @@
           <w:tcPr/>
           <w:p>
             <w:r>
-              <w:t>Extension choice and evidence reveal</w:t>
-            </w:r>
-          </w:p>
-        </w:tc>
-        <w:tc>
-          <w:tcPr/>
-          <w:p>
-            <w:r>
-              <w:t>After case introduction</w:t>
-            </w:r>
-          </w:p>
-        </w:tc>
-        <w:tc>
-          <w:tcPr/>
-          <w:p>
-            <w:r>
-              <w:t>Choice then reveal</w:t>
-            </w:r>
-          </w:p>
-        </w:tc>
-        <w:tc>
-          <w:tcPr/>
-          <w:p>
-            <w:r>
-              <w:t>Local deck controls; optional room poll</w:t>
-            </w:r>
-          </w:p>
-        </w:tc>
-        <w:tc>
-          <w:tcPr/>
-          <w:p>
-            <w:r>
-              <w:t>Choose Extend / Do not extend / Ask first. Reveal the non-participant landfill change only after reasons.</w:t>
-            </w:r>
-          </w:p>
-        </w:tc>
-        <w:tc>
-          <w:tcPr/>
-          <w:p>
-            <w:r>
-              <w:t>Test room phones; otherwise labelled cards</w:t>
-            </w:r>
-          </w:p>
-        </w:tc>
-        <w:tc>
-          <w:tcPr/>
-          <w:p>
-            <w:r>
-              <w:t>Built; venue check pending</w:t>
+              <w:t>Effect and coefficients</w:t>
+            </w:r>
+          </w:p>
+        </w:tc>
+        <w:tc>
+          <w:tcPr/>
+          <w:p>
+            <w:r>
+              <w:t>11-27 min</w:t>
+            </w:r>
+          </w:p>
+        </w:tc>
+        <w:tc>
+          <w:tcPr/>
+          <w:p>
+            <w:r>
+              <w:t>Pairs then trainer Run</w:t>
+            </w:r>
+          </w:p>
+        </w:tc>
+        <w:tc>
+          <w:tcPr/>
+          <w:p>
+            <w:r>
+              <w:t>Actual two-row regression; worksheet</w:t>
+            </w:r>
+          </w:p>
+        </w:tc>
+        <w:tc>
+          <w:tcPr/>
+          <w:p>
+            <w:r>
+              <w:t>Programme effect requires credible comparison; identify baseline and change rows; one short Run</w:t>
+            </w:r>
+          </w:p>
+        </w:tc>
+        <w:tc>
+          <w:tcPr/>
+          <w:p>
+            <w:r>
+              <w:t>Printed regression result as fallback; trainer opens browser R early</w:t>
+            </w:r>
+          </w:p>
+        </w:tc>
+        <w:tc>
+          <w:tcPr/>
+          <w:p>
+            <w:r>
+              <w:t>Built</w:t>
             </w:r>
           </w:p>
         </w:tc>
@@ -517,47 +517,47 @@
           <w:tcPr/>
           <w:p>
             <w:r>
-              <w:t>Ten businesses</w:t>
-            </w:r>
-          </w:p>
-        </w:tc>
-        <w:tc>
-          <w:tcPr/>
-          <w:p>
-            <w:r>
-              <w:t>Before triage</w:t>
-            </w:r>
-          </w:p>
-        </w:tc>
-        <w:tc>
-          <w:tcPr/>
-          <w:p>
-            <w:r>
-              <w:t>Visual reading</w:t>
-            </w:r>
-          </w:p>
-        </w:tc>
-        <w:tc>
-          <w:tcPr/>
-          <w:p>
-            <w:r>
-              <w:t>Sheet 1 and ten-business display</w:t>
-            </w:r>
-          </w:p>
-        </w:tc>
-        <w:tc>
-          <w:tcPr/>
-          <w:p>
-            <w:r>
-              <w:t>Spot the large business and explain why the mean may describe few businesses. No long arithmetic.</w:t>
-            </w:r>
-          </w:p>
-        </w:tc>
-        <w:tc>
-          <w:tcPr/>
-          <w:p>
-            <w:r>
-              <w:t>Included on Sheet 1</w:t>
+              <w:t>Interval and p-value</w:t>
+            </w:r>
+          </w:p>
+        </w:tc>
+        <w:tc>
+          <w:tcPr/>
+          <w:p>
+            <w:r>
+              <w:t>27-40 min</w:t>
+            </w:r>
+          </w:p>
+        </w:tc>
+        <w:tc>
+          <w:tcPr/>
+          <w:p>
+            <w:r>
+              <w:t>Individual then pairs</w:t>
+            </w:r>
+          </w:p>
+        </w:tc>
+        <w:tc>
+          <w:tcPr/>
+          <w:p>
+            <w:r>
+              <w:t>Regression table; native feedback</w:t>
+            </w:r>
+          </w:p>
+        </w:tc>
+        <w:tc>
+          <w:tcPr/>
+          <w:p>
+            <w:r>
+              <w:t>Uncertainty around estimate, not individual spread; significance is not cause or policy importance</w:t>
+            </w:r>
+          </w:p>
+        </w:tc>
+        <w:tc>
+          <w:tcPr/>
+          <w:p>
+            <w:r>
+              <w:t>No additional print</w:t>
             </w:r>
           </w:p>
         </w:tc>
@@ -575,47 +575,47 @@
           <w:tcPr/>
           <w:p>
             <w:r>
-              <w:t>Four-claim triage</w:t>
-            </w:r>
-          </w:p>
-        </w:tc>
-        <w:tc>
-          <w:tcPr/>
-          <w:p>
-            <w:r>
-              <w:t>Main practice</w:t>
-            </w:r>
-          </w:p>
-        </w:tc>
-        <w:tc>
-          <w:tcPr/>
-          <w:p>
-            <w:r>
-              <w:t>Group cards and reasons</w:t>
-            </w:r>
-          </w:p>
-        </w:tc>
-        <w:tc>
-          <w:tcPr/>
-          <w:p>
-            <w:r>
-              <w:t>Sheet 2; four claim slips</w:t>
-            </w:r>
-          </w:p>
-        </w:tc>
-        <w:tc>
-          <w:tcPr/>
-          <w:p>
-            <w:r>
-              <w:t>Preserve Fiona’s four claims. Name the missing question and explain the decision. Discuss two disagreements.</w:t>
-            </w:r>
-          </w:p>
-        </w:tc>
-        <w:tc>
-          <w:tcPr/>
-          <w:p>
-            <w:r>
-              <w:t>One card page per group, cut; optional existing A1 board</w:t>
+              <w:t>Saving rule and independent reading</w:t>
+            </w:r>
+          </w:p>
+        </w:tc>
+        <w:tc>
+          <w:tcPr/>
+          <w:p>
+            <w:r>
+              <w:t>40-55 min</w:t>
+            </w:r>
+          </w:p>
+        </w:tc>
+        <w:tc>
+          <w:tcPr/>
+          <w:p>
+            <w:r>
+              <w:t>Individual then pairs</w:t>
+            </w:r>
+          </w:p>
+        </w:tc>
+        <w:tc>
+          <w:tcPr/>
+          <w:p>
+            <w:r>
+              <w:t>Participant sheet</w:t>
+            </w:r>
+          </w:p>
+        </w:tc>
+        <w:tc>
+          <w:tcPr/>
+          <w:p>
+            <w:r>
+              <w:t>Trace coefficient, interval and p-value; explain all five terms; source check and feedback</w:t>
+            </w:r>
+          </w:p>
+        </w:tc>
+        <w:tc>
+          <w:tcPr/>
+          <w:p>
+            <w:r>
+              <w:t>Protect ten minutes of reading practice</w:t>
             </w:r>
           </w:p>
         </w:tc>
@@ -633,47 +633,47 @@
           <w:tcPr/>
           <w:p>
             <w:r>
-              <w:t>AI claim check and individual close</w:t>
-            </w:r>
-          </w:p>
-        </w:tc>
-        <w:tc>
-          <w:tcPr/>
-          <w:p>
-            <w:r>
-              <w:t>End of session</w:t>
-            </w:r>
-          </w:p>
-        </w:tc>
-        <w:tc>
-          <w:tcPr/>
-          <w:p>
-            <w:r>
-              <w:t>Source checking then retrieval</w:t>
-            </w:r>
-          </w:p>
-        </w:tc>
-        <w:tc>
-          <w:tcPr/>
-          <w:p>
-            <w:r>
-              <w:t>Deck and worksheet</w:t>
-            </w:r>
-          </w:p>
-        </w:tc>
-        <w:tc>
-          <w:tcPr/>
-          <w:p>
-            <w:r>
-              <w:t>Check an authored AI causal claim; finish with one useful question and why it matters.</w:t>
-            </w:r>
-          </w:p>
-        </w:tc>
-        <w:tc>
-          <w:tcPr/>
-          <w:p>
-            <w:r>
-              <w:t>No AI account required</w:t>
+              <w:t>AI repair and reading close</w:t>
+            </w:r>
+          </w:p>
+        </w:tc>
+        <w:tc>
+          <w:tcPr/>
+          <w:p>
+            <w:r>
+              <w:t>55-60 min</w:t>
+            </w:r>
+          </w:p>
+        </w:tc>
+        <w:tc>
+          <w:tcPr/>
+          <w:p>
+            <w:r>
+              <w:t>Individual</w:t>
+            </w:r>
+          </w:p>
+        </w:tc>
+        <w:tc>
+          <w:tcPr/>
+          <w:p>
+            <w:r>
+              <w:t>Authored AI draft; worksheet</w:t>
+            </w:r>
+          </w:p>
+        </w:tc>
+        <w:tc>
+          <w:tcPr/>
+          <w:p>
+            <w:r>
+              <w:t>Repair causal and policy overclaims; independent source-based question</w:t>
+            </w:r>
+          </w:p>
+        </w:tc>
+        <w:tc>
+          <w:tcPr/>
+          <w:p>
+            <w:r>
+              <w:t>No external AI account required; trainer key pages separate</w:t>
             </w:r>
           </w:p>
         </w:tc>
@@ -694,7 +694,7 @@
         <w:pStyle w:val="Heading2"/>
       </w:pPr>
       <w:r>
-        <w:t>Oct 12, Session 2: Read a reported result (60 minutes)</w:t>
+        <w:t>Oct 12, Session 2: Question a claim (60 minutes)</w:t>
       </w:r>
     </w:p>
     <w:p>
@@ -702,7 +702,7 @@
         <w:pStyle w:val="FirstParagraph"/>
       </w:pPr>
       <w:r>
-        <w:t>Approved 6 October 2026. Session length 60 minutes. GreenWaste only, fictional figures. Print the first two pages of Oct12_session2_materials.docx double-sided for participants. Remaining pages are trainer material.</w:t>
+        <w:t>Updated 6 October 2026. Session length 60 minutes. Apply the five terms to claim checking. Print participant pages 1 and 2 of Oct12_session2_materials.docx double-sided. Remaining pages are trainer material; page 3 contains one card set per group.</w:t>
       </w:r>
     </w:p>
     <w:tbl>
@@ -815,47 +815,47 @@
           <w:tcPr/>
           <w:p>
             <w:r>
-              <w:t>Report mark-up</w:t>
-            </w:r>
-          </w:p>
-        </w:tc>
-        <w:tc>
-          <w:tcPr/>
-          <w:p>
-            <w:r>
-              <w:t>Main task</w:t>
-            </w:r>
-          </w:p>
-        </w:tc>
-        <w:tc>
-          <w:tcPr/>
-          <w:p>
-            <w:r>
-              <w:t>Individual then pairs</w:t>
-            </w:r>
-          </w:p>
-        </w:tc>
-        <w:tc>
-          <w:tcPr/>
-          <w:p>
-            <w:r>
-              <w:t>Two-sided participant sheet</w:t>
-            </w:r>
-          </w:p>
-        </w:tc>
-        <w:tc>
-          <w:tcPr/>
-          <w:p>
-            <w:r>
-              <w:t>Circle coefficient, box interval, underline comparison. Find units, period and the rule before giving a decision.</w:t>
-            </w:r>
-          </w:p>
-        </w:tc>
-        <w:tc>
-          <w:tcPr/>
-          <w:p>
-            <w:r>
-              <w:t>One two-sided sheet per person</w:t>
+              <w:t>Entry reading task</w:t>
+            </w:r>
+          </w:p>
+        </w:tc>
+        <w:tc>
+          <w:tcPr/>
+          <w:p>
+            <w:r>
+              <w:t>Start of session</w:t>
+            </w:r>
+          </w:p>
+        </w:tc>
+        <w:tc>
+          <w:tcPr/>
+          <w:p>
+            <w:r>
+              <w:t>Individual reading</w:t>
+            </w:r>
+          </w:p>
+        </w:tc>
+        <w:tc>
+          <w:tcPr/>
+          <w:p>
+            <w:r>
+              <w:t>Sheet 1</w:t>
+            </w:r>
+          </w:p>
+        </w:tc>
+        <w:tc>
+          <w:tcPr/>
+          <w:p>
+            <w:r>
+              <w:t>No AI or explanation first. Keep the opening decision and question for later review.</w:t>
+            </w:r>
+          </w:p>
+        </w:tc>
+        <w:tc>
+          <w:tcPr/>
+          <w:p>
+            <w:r>
+              <w:t>One two-sided participant sheet per person</w:t>
             </w:r>
           </w:p>
         </w:tc>
@@ -873,55 +873,55 @@
           <w:tcPr/>
           <w:p>
             <w:r>
-              <w:t>Short trainer calculation</w:t>
-            </w:r>
-          </w:p>
-        </w:tc>
-        <w:tc>
-          <w:tcPr/>
-          <w:p>
-            <w:r>
-              <w:t>Find its row</w:t>
-            </w:r>
-          </w:p>
-        </w:tc>
-        <w:tc>
-          <w:tcPr/>
-          <w:p>
-            <w:r>
-              <w:t>Prediction then trainer Run</w:t>
-            </w:r>
-          </w:p>
-        </w:tc>
-        <w:tc>
-          <w:tcPr/>
-          <w:p>
-            <w:r>
-              <w:t>webR cell; printed result fallback</w:t>
-            </w:r>
-          </w:p>
-        </w:tc>
-        <w:tc>
-          <w:tcPr/>
-          <w:p>
-            <w:r>
-              <w:t>Run one before/after subtraction. Participants read the output; they do not write or debug code.</w:t>
-            </w:r>
-          </w:p>
-        </w:tc>
-        <w:tc>
-          <w:tcPr/>
-          <w:p>
-            <w:r>
-              <w:t>Open deck early; no extra print</w:t>
-            </w:r>
-          </w:p>
-        </w:tc>
-        <w:tc>
-          <w:tcPr/>
-          <w:p>
-            <w:r>
-              <w:t>Built</w:t>
+              <w:t>Extension choice and evidence reveal</w:t>
+            </w:r>
+          </w:p>
+        </w:tc>
+        <w:tc>
+          <w:tcPr/>
+          <w:p>
+            <w:r>
+              <w:t>After case introduction</w:t>
+            </w:r>
+          </w:p>
+        </w:tc>
+        <w:tc>
+          <w:tcPr/>
+          <w:p>
+            <w:r>
+              <w:t>Choice then reveal</w:t>
+            </w:r>
+          </w:p>
+        </w:tc>
+        <w:tc>
+          <w:tcPr/>
+          <w:p>
+            <w:r>
+              <w:t>Local deck controls; optional room poll</w:t>
+            </w:r>
+          </w:p>
+        </w:tc>
+        <w:tc>
+          <w:tcPr/>
+          <w:p>
+            <w:r>
+              <w:t>Choose Extend / Do not extend / Ask first. Reveal the non-participant landfill change only after reasons.</w:t>
+            </w:r>
+          </w:p>
+        </w:tc>
+        <w:tc>
+          <w:tcPr/>
+          <w:p>
+            <w:r>
+              <w:t>Test room phones; otherwise labelled cards</w:t>
+            </w:r>
+          </w:p>
+        </w:tc>
+        <w:tc>
+          <w:tcPr/>
+          <w:p>
+            <w:r>
+              <w:t>Built; venue check pending</w:t>
             </w:r>
           </w:p>
         </w:tc>
@@ -931,47 +931,47 @@
           <w:tcPr/>
           <w:p>
             <w:r>
-              <w:t>AI summary repair</w:t>
-            </w:r>
-          </w:p>
-        </w:tc>
-        <w:tc>
-          <w:tcPr/>
-          <w:p>
-            <w:r>
-              <w:t>End of session</w:t>
-            </w:r>
-          </w:p>
-        </w:tc>
-        <w:tc>
-          <w:tcPr/>
-          <w:p>
-            <w:r>
-              <w:t>Source checking</w:t>
-            </w:r>
-          </w:p>
-        </w:tc>
-        <w:tc>
-          <w:tcPr/>
-          <w:p>
-            <w:r>
-              <w:t>Sheet 2 and deck</w:t>
-            </w:r>
-          </w:p>
-        </w:tc>
-        <w:tc>
-          <w:tcPr/>
-          <w:p>
-            <w:r>
-              <w:t>Keep the observed fall; remove an unsupported causal and scale-up conclusion. Verify against source evidence.</w:t>
-            </w:r>
-          </w:p>
-        </w:tc>
-        <w:tc>
-          <w:tcPr/>
-          <w:p>
-            <w:r>
-              <w:t>Included on Sheet 2</w:t>
+              <w:t>Ten businesses</w:t>
+            </w:r>
+          </w:p>
+        </w:tc>
+        <w:tc>
+          <w:tcPr/>
+          <w:p>
+            <w:r>
+              <w:t>Before triage</w:t>
+            </w:r>
+          </w:p>
+        </w:tc>
+        <w:tc>
+          <w:tcPr/>
+          <w:p>
+            <w:r>
+              <w:t>Visual reading</w:t>
+            </w:r>
+          </w:p>
+        </w:tc>
+        <w:tc>
+          <w:tcPr/>
+          <w:p>
+            <w:r>
+              <w:t>Sheet 1 and ten-business display</w:t>
+            </w:r>
+          </w:p>
+        </w:tc>
+        <w:tc>
+          <w:tcPr/>
+          <w:p>
+            <w:r>
+              <w:t>Spot the large business and explain why the mean may describe few businesses. No long arithmetic.</w:t>
+            </w:r>
+          </w:p>
+        </w:tc>
+        <w:tc>
+          <w:tcPr/>
+          <w:p>
+            <w:r>
+              <w:t>Included on Sheet 1</w:t>
             </w:r>
           </w:p>
         </w:tc>
@@ -989,47 +989,105 @@
           <w:tcPr/>
           <w:p>
             <w:r>
-              <w:t>Independent decision sentence</w:t>
-            </w:r>
-          </w:p>
-        </w:tc>
-        <w:tc>
-          <w:tcPr/>
-          <w:p>
-            <w:r>
-              <w:t>Close</w:t>
-            </w:r>
-          </w:p>
-        </w:tc>
-        <w:tc>
-          <w:tcPr/>
-          <w:p>
-            <w:r>
-              <w:t>Individual reading</w:t>
-            </w:r>
-          </w:p>
-        </w:tc>
-        <w:tc>
-          <w:tcPr/>
-          <w:p>
-            <w:r>
-              <w:t>Worksheet</w:t>
-            </w:r>
-          </w:p>
-        </w:tc>
-        <w:tc>
-          <w:tcPr/>
-          <w:p>
-            <w:r>
-              <w:t>State result with units, a limit and next question. Significance does not establish cause or meet the rule.</w:t>
-            </w:r>
-          </w:p>
-        </w:tc>
-        <w:tc>
-          <w:tcPr/>
-          <w:p>
-            <w:r>
-              <w:t>Included on worksheet</w:t>
+              <w:t>Four-claim triage</w:t>
+            </w:r>
+          </w:p>
+        </w:tc>
+        <w:tc>
+          <w:tcPr/>
+          <w:p>
+            <w:r>
+              <w:t>Main practice</w:t>
+            </w:r>
+          </w:p>
+        </w:tc>
+        <w:tc>
+          <w:tcPr/>
+          <w:p>
+            <w:r>
+              <w:t>Group cards and reasons</w:t>
+            </w:r>
+          </w:p>
+        </w:tc>
+        <w:tc>
+          <w:tcPr/>
+          <w:p>
+            <w:r>
+              <w:t>Sheet 2; four claim slips</w:t>
+            </w:r>
+          </w:p>
+        </w:tc>
+        <w:tc>
+          <w:tcPr/>
+          <w:p>
+            <w:r>
+              <w:t>Preserve Fiona’s four claims. Name the missing question and explain the decision. Discuss two disagreements.</w:t>
+            </w:r>
+          </w:p>
+        </w:tc>
+        <w:tc>
+          <w:tcPr/>
+          <w:p>
+            <w:r>
+              <w:t>One card page per group, cut; optional existing A1 board</w:t>
+            </w:r>
+          </w:p>
+        </w:tc>
+        <w:tc>
+          <w:tcPr/>
+          <w:p>
+            <w:r>
+              <w:t>Built</w:t>
+            </w:r>
+          </w:p>
+        </w:tc>
+      </w:tr>
+      <w:tr>
+        <w:tc>
+          <w:tcPr/>
+          <w:p>
+            <w:r>
+              <w:t>AI claim check and individual close</w:t>
+            </w:r>
+          </w:p>
+        </w:tc>
+        <w:tc>
+          <w:tcPr/>
+          <w:p>
+            <w:r>
+              <w:t>End of session</w:t>
+            </w:r>
+          </w:p>
+        </w:tc>
+        <w:tc>
+          <w:tcPr/>
+          <w:p>
+            <w:r>
+              <w:t>Source checking then retrieval</w:t>
+            </w:r>
+          </w:p>
+        </w:tc>
+        <w:tc>
+          <w:tcPr/>
+          <w:p>
+            <w:r>
+              <w:t>Deck and worksheet</w:t>
+            </w:r>
+          </w:p>
+        </w:tc>
+        <w:tc>
+          <w:tcPr/>
+          <w:p>
+            <w:r>
+              <w:t>Check an authored AI causal claim; finish with one useful question and why it matters.</w:t>
+            </w:r>
+          </w:p>
+        </w:tc>
+        <w:tc>
+          <w:tcPr/>
+          <w:p>
+            <w:r>
+              <w:t>No AI account required</w:t>
             </w:r>
           </w:p>
         </w:tc>

--- a/docs/trainer/Module2_exercise_plan_v3.docx
+++ b/docs/trainer/Module2_exercise_plan_v3.docx
@@ -137,7 +137,7 @@
               <w:jc w:val="left"/>
             </w:pPr>
             <w:r>
-              <w:t>Five A1 landscape prints: Oct12_session1_board_A1.pdf (optional), Oct13_session2_board_A1.pdf, Oct14_session1_board_A1.pdf, and Oct15_session1_board_A1.pdf (two sheets).</w:t>
+              <w:t>Five A1 landscape prints: Oct12_session2_board_A1.pdf (optional), Oct13_session2_board_A1.pdf, Oct14_session1_board_A1.pdf, and Oct15_session1_board_A1.pdf (two sheets).</w:t>
             </w:r>
           </w:p>
         </w:tc>
